--- a/Steps_PodCast/MATH_DEEP_DIVES/Python_Infinity_-_Cracking_the_Math_Code_v1.0.docx
+++ b/Steps_PodCast/MATH_DEEP_DIVES/Python_Infinity_-_Cracking_the_Math_Code_v1.0.docx
@@ -13,18 +13,18 @@
         <mc:AlternateContent>
           <mc:Choice Requires="wps">
             <w:drawing>
-              <wp:anchor distT="0" distB="0" distL="114300" distR="114300" simplePos="0" relativeHeight="251660288" behindDoc="0" locked="0" layoutInCell="1" allowOverlap="1" wp14:anchorId="605B4759" wp14:editId="289D8EA0">
+              <wp:anchor distT="0" distB="0" distL="114300" distR="114300" simplePos="0" relativeHeight="251659264" behindDoc="0" locked="0" layoutInCell="1" allowOverlap="1" wp14:anchorId="6F0F5D6E" wp14:editId="3B7606DD">
                 <wp:simplePos x="0" y="0"/>
                 <wp:positionH relativeFrom="column">
-                  <wp:posOffset>-534390</wp:posOffset>
+                  <wp:posOffset>428625</wp:posOffset>
                 </wp:positionH>
                 <wp:positionV relativeFrom="paragraph">
-                  <wp:posOffset>6958940</wp:posOffset>
+                  <wp:posOffset>6505575</wp:posOffset>
                 </wp:positionV>
-                <wp:extent cx="3194463" cy="1246909"/>
-                <wp:effectExtent l="0" t="0" r="25400" b="10795"/>
+                <wp:extent cx="3819525" cy="1819275"/>
+                <wp:effectExtent l="57150" t="38100" r="66675" b="85725"/>
                 <wp:wrapNone/>
-                <wp:docPr id="771139189" name="Rectangle 4"/>
+                <wp:docPr id="1809671125" name="Rectangle: Diagonal Corners Snipped 2"/>
                 <wp:cNvGraphicFramePr/>
                 <a:graphic xmlns:a="http://schemas.openxmlformats.org/drawingml/2006/main">
                   <a:graphicData uri="http://schemas.microsoft.com/office/word/2010/wordprocessingShape">
@@ -33,23 +33,21 @@
                       <wps:spPr>
                         <a:xfrm>
                           <a:off x="0" y="0"/>
-                          <a:ext cx="3194463" cy="1246909"/>
+                          <a:ext cx="3819525" cy="1819275"/>
                         </a:xfrm>
-                        <a:prstGeom prst="rect">
+                        <a:prstGeom prst="snip2DiagRect">
                           <a:avLst/>
                         </a:prstGeom>
                       </wps:spPr>
                       <wps:style>
-                        <a:lnRef idx="2">
-                          <a:schemeClr val="accent1">
-                            <a:shade val="15000"/>
-                          </a:schemeClr>
+                        <a:lnRef idx="0">
+                          <a:schemeClr val="accent6"/>
                         </a:lnRef>
-                        <a:fillRef idx="1">
-                          <a:schemeClr val="accent1"/>
+                        <a:fillRef idx="3">
+                          <a:schemeClr val="accent6"/>
                         </a:fillRef>
-                        <a:effectRef idx="0">
-                          <a:schemeClr val="accent1"/>
+                        <a:effectRef idx="3">
+                          <a:schemeClr val="accent6"/>
                         </a:effectRef>
                         <a:fontRef idx="minor">
                           <a:schemeClr val="lt1"/>
@@ -61,164 +59,54 @@
                             <w:pPr>
                               <w:jc w:val="center"/>
                               <w:rPr>
-                                <w:rFonts w:ascii="ADLaM Display" w:hAnsi="ADLaM Display" w:cs="ADLaM Display"/>
-                                <w:b/>
-                                <w:i/>
-                                <w:iCs/>
-                                <w:sz w:val="56"/>
-                                <w:szCs w:val="56"/>
-                                <w14:textOutline w14:w="12700" w14:cap="flat" w14:cmpd="sng" w14:algn="ctr">
-                                  <w14:solidFill>
-                                    <w14:schemeClr w14:val="accent4"/>
-                                  </w14:solidFill>
-                                  <w14:prstDash w14:val="solid"/>
-                                  <w14:round/>
-                                </w14:textOutline>
-                                <w14:textFill>
-                                  <w14:gradFill>
-                                    <w14:gsLst>
-                                      <w14:gs w14:pos="0">
-                                        <w14:schemeClr w14:val="accent4"/>
-                                      </w14:gs>
-                                      <w14:gs w14:pos="4000">
-                                        <w14:schemeClr w14:val="accent4">
-                                          <w14:lumMod w14:val="60000"/>
-                                          <w14:lumOff w14:val="40000"/>
-                                        </w14:schemeClr>
-                                      </w14:gs>
-                                      <w14:gs w14:pos="87000">
-                                        <w14:schemeClr w14:val="accent4">
-                                          <w14:lumMod w14:val="20000"/>
-                                          <w14:lumOff w14:val="80000"/>
-                                        </w14:schemeClr>
-                                      </w14:gs>
-                                    </w14:gsLst>
-                                    <w14:lin w14:ang="5400000" w14:scaled="0"/>
-                                  </w14:gradFill>
-                                </w14:textFill>
+                                <w:color w:val="501549" w:themeColor="accent5" w:themeShade="80"/>
+                                <w:sz w:val="48"/>
+                                <w:szCs w:val="48"/>
                               </w:rPr>
                             </w:pPr>
                             <w:r>
                               <w:rPr>
-                                <w:rFonts w:ascii="ADLaM Display" w:hAnsi="ADLaM Display" w:cs="ADLaM Display"/>
-                                <w:b/>
-                                <w:i/>
-                                <w:iCs/>
-                                <w:sz w:val="56"/>
-                                <w:szCs w:val="56"/>
-                                <w14:textOutline w14:w="12700" w14:cap="flat" w14:cmpd="sng" w14:algn="ctr">
-                                  <w14:solidFill>
-                                    <w14:schemeClr w14:val="accent4"/>
-                                  </w14:solidFill>
-                                  <w14:prstDash w14:val="solid"/>
-                                  <w14:round/>
-                                </w14:textOutline>
-                                <w14:textFill>
-                                  <w14:gradFill>
-                                    <w14:gsLst>
-                                      <w14:gs w14:pos="0">
-                                        <w14:schemeClr w14:val="accent4"/>
-                                      </w14:gs>
-                                      <w14:gs w14:pos="4000">
-                                        <w14:schemeClr w14:val="accent4">
-                                          <w14:lumMod w14:val="60000"/>
-                                          <w14:lumOff w14:val="40000"/>
-                                        </w14:schemeClr>
-                                      </w14:gs>
-                                      <w14:gs w14:pos="87000">
-                                        <w14:schemeClr w14:val="accent4">
-                                          <w14:lumMod w14:val="20000"/>
-                                          <w14:lumOff w14:val="80000"/>
-                                        </w14:schemeClr>
-                                      </w14:gs>
-                                    </w14:gsLst>
-                                    <w14:lin w14:ang="5400000" w14:scaled="0"/>
-                                  </w14:gradFill>
-                                </w14:textFill>
+                                <w:color w:val="501549" w:themeColor="accent5" w:themeShade="80"/>
+                                <w:sz w:val="48"/>
+                                <w:szCs w:val="48"/>
                               </w:rPr>
-                              <w:t xml:space="preserve">By John Smith </w:t>
+                              <w:t>Python Infinity</w:t>
                             </w:r>
                           </w:p>
                           <w:p>
                             <w:pPr>
                               <w:jc w:val="center"/>
                               <w:rPr>
-                                <w:rFonts w:ascii="ADLaM Display" w:hAnsi="ADLaM Display" w:cs="ADLaM Display"/>
-                                <w:b/>
-                                <w:i/>
-                                <w:iCs/>
-                                <w:sz w:val="56"/>
-                                <w:szCs w:val="56"/>
-                                <w14:textOutline w14:w="12700" w14:cap="flat" w14:cmpd="sng" w14:algn="ctr">
-                                  <w14:solidFill>
-                                    <w14:schemeClr w14:val="accent4"/>
-                                  </w14:solidFill>
-                                  <w14:prstDash w14:val="solid"/>
-                                  <w14:round/>
-                                </w14:textOutline>
-                                <w14:textFill>
-                                  <w14:gradFill>
-                                    <w14:gsLst>
-                                      <w14:gs w14:pos="0">
-                                        <w14:schemeClr w14:val="accent4"/>
-                                      </w14:gs>
-                                      <w14:gs w14:pos="4000">
-                                        <w14:schemeClr w14:val="accent4">
-                                          <w14:lumMod w14:val="60000"/>
-                                          <w14:lumOff w14:val="40000"/>
-                                        </w14:schemeClr>
-                                      </w14:gs>
-                                      <w14:gs w14:pos="87000">
-                                        <w14:schemeClr w14:val="accent4">
-                                          <w14:lumMod w14:val="20000"/>
-                                          <w14:lumOff w14:val="80000"/>
-                                        </w14:schemeClr>
-                                      </w14:gs>
-                                    </w14:gsLst>
-                                    <w14:lin w14:ang="5400000" w14:scaled="0"/>
-                                  </w14:gradFill>
-                                </w14:textFill>
+                                <w:color w:val="60CAF3" w:themeColor="accent4" w:themeTint="99"/>
+                                <w:sz w:val="40"/>
+                                <w:szCs w:val="40"/>
                               </w:rPr>
                             </w:pPr>
                             <w:r>
                               <w:rPr>
-                                <w:rFonts w:ascii="ADLaM Display" w:hAnsi="ADLaM Display" w:cs="ADLaM Display"/>
-                                <w:b/>
-                                <w:i/>
-                                <w:iCs/>
-                                <w:sz w:val="56"/>
-                                <w:szCs w:val="56"/>
-                                <w14:textOutline w14:w="12700" w14:cap="flat" w14:cmpd="sng" w14:algn="ctr">
-                                  <w14:solidFill>
-                                    <w14:schemeClr w14:val="accent4"/>
-                                  </w14:solidFill>
-                                  <w14:prstDash w14:val="solid"/>
-                                  <w14:round/>
-                                </w14:textOutline>
-                                <w14:textFill>
-                                  <w14:gradFill>
-                                    <w14:gsLst>
-                                      <w14:gs w14:pos="0">
-                                        <w14:schemeClr w14:val="accent4"/>
-                                      </w14:gs>
-                                      <w14:gs w14:pos="4000">
-                                        <w14:schemeClr w14:val="accent4">
-                                          <w14:lumMod w14:val="60000"/>
-                                          <w14:lumOff w14:val="40000"/>
-                                        </w14:schemeClr>
-                                      </w14:gs>
-                                      <w14:gs w14:pos="87000">
-                                        <w14:schemeClr w14:val="accent4">
-                                          <w14:lumMod w14:val="20000"/>
-                                          <w14:lumOff w14:val="80000"/>
-                                        </w14:schemeClr>
-                                      </w14:gs>
-                                    </w14:gsLst>
-                                    <w14:lin w14:ang="5400000" w14:scaled="0"/>
-                                  </w14:gradFill>
-                                </w14:textFill>
+                                <w:color w:val="60CAF3" w:themeColor="accent4" w:themeTint="99"/>
+                                <w:sz w:val="40"/>
+                                <w:szCs w:val="40"/>
                               </w:rPr>
-                              <w:t>Big Bang</w:t>
+                              <w:t>Cracking the Math Code</w:t>
+                            </w:r>
+                          </w:p>
+                          <w:p>
+                            <w:pPr>
+                              <w:jc w:val="center"/>
+                              <w:rPr>
+                                <w:color w:val="C00000"/>
+                                <w:sz w:val="48"/>
+                                <w:szCs w:val="48"/>
+                              </w:rPr>
+                            </w:pPr>
+                            <w:r>
+                              <w:rPr>
+                                <w:color w:val="C00000"/>
+                                <w:sz w:val="48"/>
+                                <w:szCs w:val="48"/>
+                              </w:rPr>
+                              <w:t>By John Smith</w:t>
                             </w:r>
                           </w:p>
                         </w:txbxContent>
@@ -232,187 +120,78 @@
                     </wps:wsp>
                   </a:graphicData>
                 </a:graphic>
-                <wp14:sizeRelH relativeFrom="margin">
-                  <wp14:pctWidth>0</wp14:pctWidth>
-                </wp14:sizeRelH>
-                <wp14:sizeRelV relativeFrom="margin">
-                  <wp14:pctHeight>0</wp14:pctHeight>
-                </wp14:sizeRelV>
               </wp:anchor>
             </w:drawing>
           </mc:Choice>
           <mc:Fallback>
             <w:pict>
-              <v:rect w14:anchorId="605B4759" id="Rectangle 4" o:spid="_x0000_s1026" style="position:absolute;margin-left:-42.1pt;margin-top:547.95pt;width:251.55pt;height:98.2pt;z-index:251660288;visibility:visible;mso-wrap-style:square;mso-width-percent:0;mso-height-percent:0;mso-wrap-distance-left:9pt;mso-wrap-distance-top:0;mso-wrap-distance-right:9pt;mso-wrap-distance-bottom:0;mso-position-horizontal:absolute;mso-position-horizontal-relative:text;mso-position-vertical:absolute;mso-position-vertical-relative:text;mso-width-percent:0;mso-height-percent:0;mso-width-relative:margin;mso-height-relative:margin;v-text-anchor:middle" o:gfxdata="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" fillcolor="#156082 [3204]" strokecolor="#030e13 [484]" strokeweight="1pt">
+              <v:shape w14:anchorId="6F0F5D6E" id="Rectangle: Diagonal Corners Snipped 2" o:spid="_x0000_s1026" style="position:absolute;margin-left:33.75pt;margin-top:512.25pt;width:300.75pt;height:143.25pt;z-index:251659264;visibility:visible;mso-wrap-style:square;mso-wrap-distance-left:9pt;mso-wrap-distance-top:0;mso-wrap-distance-right:9pt;mso-wrap-distance-bottom:0;mso-position-horizontal:absolute;mso-position-horizontal-relative:text;mso-position-vertical:absolute;mso-position-vertical-relative:text;v-text-anchor:middle" coordsize="3819525,1819275" o:spt="100" o:gfxdata="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" adj="-11796480,,5400" path="m,l3516306,r303219,303219l3819525,1819275r,l303219,1819275,,1516056,,xe" fillcolor="#54b532 [3033]" stroked="f">
+                <v:fill color2="#4ca42d [3177]" rotate="t" colors="0 #66b352;.5 #4bad28;1 #3f9e1d" focus="100%" type="gradient">
+                  <o:fill v:ext="view" type="gradientUnscaled"/>
+                </v:fill>
+                <v:stroke joinstyle="miter"/>
+                <v:shadow on="t" color="black" opacity="41287f" offset="0,1.5pt"/>
+                <v:formulas/>
+                <v:path arrowok="t" o:connecttype="custom" o:connectlocs="0,0;3516306,0;3819525,303219;3819525,1819275;3819525,1819275;303219,1819275;0,1516056;0,0" o:connectangles="0,0,0,0,0,0,0,0" textboxrect="0,0,3819525,1819275"/>
                 <v:textbox>
                   <w:txbxContent>
                     <w:p>
                       <w:pPr>
                         <w:jc w:val="center"/>
                         <w:rPr>
-                          <w:rFonts w:ascii="ADLaM Display" w:hAnsi="ADLaM Display" w:cs="ADLaM Display"/>
-                          <w:b/>
-                          <w:i/>
-                          <w:iCs/>
-                          <w:sz w:val="56"/>
-                          <w:szCs w:val="56"/>
-                          <w14:textOutline w14:w="12700" w14:cap="flat" w14:cmpd="sng" w14:algn="ctr">
-                            <w14:solidFill>
-                              <w14:schemeClr w14:val="accent4"/>
-                            </w14:solidFill>
-                            <w14:prstDash w14:val="solid"/>
-                            <w14:round/>
-                          </w14:textOutline>
-                          <w14:textFill>
-                            <w14:gradFill>
-                              <w14:gsLst>
-                                <w14:gs w14:pos="0">
-                                  <w14:schemeClr w14:val="accent4"/>
-                                </w14:gs>
-                                <w14:gs w14:pos="4000">
-                                  <w14:schemeClr w14:val="accent4">
-                                    <w14:lumMod w14:val="60000"/>
-                                    <w14:lumOff w14:val="40000"/>
-                                  </w14:schemeClr>
-                                </w14:gs>
-                                <w14:gs w14:pos="87000">
-                                  <w14:schemeClr w14:val="accent4">
-                                    <w14:lumMod w14:val="20000"/>
-                                    <w14:lumOff w14:val="80000"/>
-                                  </w14:schemeClr>
-                                </w14:gs>
-                              </w14:gsLst>
-                              <w14:lin w14:ang="5400000" w14:scaled="0"/>
-                            </w14:gradFill>
-                          </w14:textFill>
+                          <w:color w:val="501549" w:themeColor="accent5" w:themeShade="80"/>
+                          <w:sz w:val="48"/>
+                          <w:szCs w:val="48"/>
                         </w:rPr>
                       </w:pPr>
                       <w:r>
                         <w:rPr>
-                          <w:rFonts w:ascii="ADLaM Display" w:hAnsi="ADLaM Display" w:cs="ADLaM Display"/>
-                          <w:b/>
-                          <w:i/>
-                          <w:iCs/>
-                          <w:sz w:val="56"/>
-                          <w:szCs w:val="56"/>
-                          <w14:textOutline w14:w="12700" w14:cap="flat" w14:cmpd="sng" w14:algn="ctr">
-                            <w14:solidFill>
-                              <w14:schemeClr w14:val="accent4"/>
-                            </w14:solidFill>
-                            <w14:prstDash w14:val="solid"/>
-                            <w14:round/>
-                          </w14:textOutline>
-                          <w14:textFill>
-                            <w14:gradFill>
-                              <w14:gsLst>
-                                <w14:gs w14:pos="0">
-                                  <w14:schemeClr w14:val="accent4"/>
-                                </w14:gs>
-                                <w14:gs w14:pos="4000">
-                                  <w14:schemeClr w14:val="accent4">
-                                    <w14:lumMod w14:val="60000"/>
-                                    <w14:lumOff w14:val="40000"/>
-                                  </w14:schemeClr>
-                                </w14:gs>
-                                <w14:gs w14:pos="87000">
-                                  <w14:schemeClr w14:val="accent4">
-                                    <w14:lumMod w14:val="20000"/>
-                                    <w14:lumOff w14:val="80000"/>
-                                  </w14:schemeClr>
-                                </w14:gs>
-                              </w14:gsLst>
-                              <w14:lin w14:ang="5400000" w14:scaled="0"/>
-                            </w14:gradFill>
-                          </w14:textFill>
+                          <w:color w:val="501549" w:themeColor="accent5" w:themeShade="80"/>
+                          <w:sz w:val="48"/>
+                          <w:szCs w:val="48"/>
                         </w:rPr>
-                        <w:t xml:space="preserve">By John Smith </w:t>
+                        <w:t>Python Infinity</w:t>
                       </w:r>
                     </w:p>
                     <w:p>
                       <w:pPr>
                         <w:jc w:val="center"/>
                         <w:rPr>
-                          <w:rFonts w:ascii="ADLaM Display" w:hAnsi="ADLaM Display" w:cs="ADLaM Display"/>
-                          <w:b/>
-                          <w:i/>
-                          <w:iCs/>
-                          <w:sz w:val="56"/>
-                          <w:szCs w:val="56"/>
-                          <w14:textOutline w14:w="12700" w14:cap="flat" w14:cmpd="sng" w14:algn="ctr">
-                            <w14:solidFill>
-                              <w14:schemeClr w14:val="accent4"/>
-                            </w14:solidFill>
-                            <w14:prstDash w14:val="solid"/>
-                            <w14:round/>
-                          </w14:textOutline>
-                          <w14:textFill>
-                            <w14:gradFill>
-                              <w14:gsLst>
-                                <w14:gs w14:pos="0">
-                                  <w14:schemeClr w14:val="accent4"/>
-                                </w14:gs>
-                                <w14:gs w14:pos="4000">
-                                  <w14:schemeClr w14:val="accent4">
-                                    <w14:lumMod w14:val="60000"/>
-                                    <w14:lumOff w14:val="40000"/>
-                                  </w14:schemeClr>
-                                </w14:gs>
-                                <w14:gs w14:pos="87000">
-                                  <w14:schemeClr w14:val="accent4">
-                                    <w14:lumMod w14:val="20000"/>
-                                    <w14:lumOff w14:val="80000"/>
-                                  </w14:schemeClr>
-                                </w14:gs>
-                              </w14:gsLst>
-                              <w14:lin w14:ang="5400000" w14:scaled="0"/>
-                            </w14:gradFill>
-                          </w14:textFill>
+                          <w:color w:val="60CAF3" w:themeColor="accent4" w:themeTint="99"/>
+                          <w:sz w:val="40"/>
+                          <w:szCs w:val="40"/>
                         </w:rPr>
                       </w:pPr>
                       <w:r>
                         <w:rPr>
-                          <w:rFonts w:ascii="ADLaM Display" w:hAnsi="ADLaM Display" w:cs="ADLaM Display"/>
-                          <w:b/>
-                          <w:i/>
-                          <w:iCs/>
-                          <w:sz w:val="56"/>
-                          <w:szCs w:val="56"/>
-                          <w14:textOutline w14:w="12700" w14:cap="flat" w14:cmpd="sng" w14:algn="ctr">
-                            <w14:solidFill>
-                              <w14:schemeClr w14:val="accent4"/>
-                            </w14:solidFill>
-                            <w14:prstDash w14:val="solid"/>
-                            <w14:round/>
-                          </w14:textOutline>
-                          <w14:textFill>
-                            <w14:gradFill>
-                              <w14:gsLst>
-                                <w14:gs w14:pos="0">
-                                  <w14:schemeClr w14:val="accent4"/>
-                                </w14:gs>
-                                <w14:gs w14:pos="4000">
-                                  <w14:schemeClr w14:val="accent4">
-                                    <w14:lumMod w14:val="60000"/>
-                                    <w14:lumOff w14:val="40000"/>
-                                  </w14:schemeClr>
-                                </w14:gs>
-                                <w14:gs w14:pos="87000">
-                                  <w14:schemeClr w14:val="accent4">
-                                    <w14:lumMod w14:val="20000"/>
-                                    <w14:lumOff w14:val="80000"/>
-                                  </w14:schemeClr>
-                                </w14:gs>
-                              </w14:gsLst>
-                              <w14:lin w14:ang="5400000" w14:scaled="0"/>
-                            </w14:gradFill>
-                          </w14:textFill>
+                          <w:color w:val="60CAF3" w:themeColor="accent4" w:themeTint="99"/>
+                          <w:sz w:val="40"/>
+                          <w:szCs w:val="40"/>
                         </w:rPr>
-                        <w:t>Big Bang</w:t>
+                        <w:t>Cracking the Math Code</w:t>
+                      </w:r>
+                    </w:p>
+                    <w:p>
+                      <w:pPr>
+                        <w:jc w:val="center"/>
+                        <w:rPr>
+                          <w:color w:val="C00000"/>
+                          <w:sz w:val="48"/>
+                          <w:szCs w:val="48"/>
+                        </w:rPr>
+                      </w:pPr>
+                      <w:r>
+                        <w:rPr>
+                          <w:color w:val="C00000"/>
+                          <w:sz w:val="48"/>
+                          <w:szCs w:val="48"/>
+                        </w:rPr>
+                        <w:t>By John Smith</w:t>
                       </w:r>
                     </w:p>
                   </w:txbxContent>
                 </v:textbox>
-              </v:rect>
+              </v:shape>
             </w:pict>
           </mc:Fallback>
         </mc:AlternateContent>
@@ -422,7 +201,7 @@
           <w:noProof/>
         </w:rPr>
         <w:drawing>
-          <wp:anchor distT="0" distB="0" distL="114300" distR="114300" simplePos="0" relativeHeight="251658240" behindDoc="0" locked="0" layoutInCell="1" allowOverlap="1" wp14:anchorId="38B01EBD" wp14:editId="0F47E694">
+          <wp:anchor distT="0" distB="0" distL="114300" distR="114300" simplePos="0" relativeHeight="251658240" behindDoc="0" locked="0" layoutInCell="1" allowOverlap="1" wp14:anchorId="38B01EBD" wp14:editId="0C598216">
             <wp:simplePos x="0" y="0"/>
             <wp:positionH relativeFrom="page">
               <wp:posOffset>19050</wp:posOffset>
